--- a/Bài 1.docx
+++ b/Bài 1.docx
@@ -3,28 +3,17 @@
 <w:document xmlns:wpc="http://schemas.microsoft.com/office/word/2010/wordprocessingCanvas" xmlns:cx="http://schemas.microsoft.com/office/drawing/2014/chartex" xmlns:cx1="http://schemas.microsoft.com/office/drawing/2015/9/8/chartex" xmlns:cx2="http://schemas.microsoft.com/office/drawing/2015/10/21/chartex" xmlns:cx3="http://schemas.microsoft.com/office/drawing/2016/5/9/chartex" xmlns:cx4="http://schemas.microsoft.com/office/drawing/2016/5/10/chartex" xmlns:cx5="http://schemas.microsoft.com/office/drawing/2016/5/11/chartex" xmlns:cx6="http://schemas.microsoft.com/office/drawing/2016/5/12/chartex" xmlns:cx7="http://schemas.microsoft.com/office/drawing/2016/5/13/chartex" xmlns:cx8="http://schemas.microsoft.com/office/drawing/2016/5/14/chartex" xmlns:mc="http://schemas.openxmlformats.org/markup-compatibility/2006" xmlns:aink="http://schemas.microsoft.com/office/drawing/2016/ink" xmlns:am3d="http://schemas.microsoft.com/office/drawing/2017/model3d" xmlns:o="urn:schemas-microsoft-com:office:office" xmlns:oel="http://schemas.microsoft.com/office/2019/extlst" xmlns:r="http://schemas.openxmlformats.org/officeDocument/2006/relationships" xmlns:m="http://schemas.openxmlformats.org/officeDocument/2006/math" xmlns:v="urn:schemas-microsoft-com:vml" xmlns:wp14="http://schemas.microsoft.com/office/word/2010/wordprocessingDrawing" xmlns:wp="http://schemas.openxmlformats.org/drawingml/2006/wordprocessingDrawing" xmlns:w10="urn:schemas-microsoft-com:office:word" xmlns:w="http://schemas.openxmlformats.org/wordprocessingml/2006/main" xmlns:w14="http://schemas.microsoft.com/office/word/2010/wordml" xmlns:w15="http://schemas.microsoft.com/office/word/2012/wordml" xmlns:w16cex="http://schemas.microsoft.com/office/word/2018/wordml/cex" xmlns:w16cid="http://schemas.microsoft.com/office/word/2016/wordml/cid" xmlns:w16="http://schemas.microsoft.com/office/word/2018/wordml" xmlns:w16du="http://schemas.microsoft.com/office/word/2023/wordml/word16du" xmlns:w16sdtdh="http://schemas.microsoft.com/office/word/2020/wordml/sdtdatahash" xmlns:w16sdtfl="http://schemas.microsoft.com/office/word/2024/wordml/sdtformatlock" xmlns:w16se="http://schemas.microsoft.com/office/word/2015/wordml/symex" xmlns:wpg="http://schemas.microsoft.com/office/word/2010/wordprocessingGroup" xmlns:wpi="http://schemas.microsoft.com/office/word/2010/wordprocessingInk" xmlns:wne="http://schemas.microsoft.com/office/word/2006/wordml" xmlns:wps="http://schemas.microsoft.com/office/word/2010/wordprocessingShape" mc:Ignorable="w14 w15 w16se w16cid w16 w16cex w16sdtdh w16sdtfl w16du wp14">
   <w:body>
     <w:p>
-      <w:pPr>
-        <w:jc w:val="center"/>
-      </w:pPr>
       <w:r>
-        <w:t>Bài 1 :Phép thử Turing</w:t>
+        <w:t xml:space="preserve">Bài 1: </w:t>
       </w:r>
     </w:p>
     <w:p>
       <w:r>
         <w:drawing>
-          <wp:anchor distT="0" distB="0" distL="114300" distR="114300" simplePos="0" relativeHeight="251658240" behindDoc="0" locked="0" layoutInCell="1" allowOverlap="1" wp14:anchorId="1CF1AD1A" wp14:editId="29FBC57F">
-            <wp:simplePos x="0" y="0"/>
-            <wp:positionH relativeFrom="margin">
-              <wp:posOffset>1422400</wp:posOffset>
-            </wp:positionH>
-            <wp:positionV relativeFrom="paragraph">
-              <wp:posOffset>4445</wp:posOffset>
-            </wp:positionV>
-            <wp:extent cx="3096895" cy="3657600"/>
-            <wp:effectExtent l="0" t="0" r="8255" b="0"/>
-            <wp:wrapSquare wrapText="bothSides"/>
-            <wp:docPr id="1863878846" name="Picture 1" descr="A screenshot of a black screen&#10;&#10;AI-generated content may be incorrect."/>
+          <wp:inline distT="0" distB="0" distL="0" distR="0" wp14:anchorId="4FCED85B" wp14:editId="1AB55BA2">
+            <wp:extent cx="5943600" cy="2494915"/>
+            <wp:effectExtent l="0" t="0" r="0" b="635"/>
+            <wp:docPr id="1745005827" name="Picture 1" descr="A screenshot of a chat&#10;&#10;AI-generated content may be incorrect."/>
             <wp:cNvGraphicFramePr>
               <a:graphicFrameLocks xmlns:a="http://schemas.openxmlformats.org/drawingml/2006/main" noChangeAspect="1"/>
             </wp:cNvGraphicFramePr>
@@ -32,11 +21,184 @@
               <a:graphicData uri="http://schemas.openxmlformats.org/drawingml/2006/picture">
                 <pic:pic xmlns:pic="http://schemas.openxmlformats.org/drawingml/2006/picture">
                   <pic:nvPicPr>
-                    <pic:cNvPr id="1863878846" name="Picture 1" descr="A screenshot of a black screen&#10;&#10;AI-generated content may be incorrect."/>
+                    <pic:cNvPr id="1745005827" name="Picture 1" descr="A screenshot of a chat&#10;&#10;AI-generated content may be incorrect."/>
                     <pic:cNvPicPr/>
                   </pic:nvPicPr>
                   <pic:blipFill>
-                    <a:blip r:embed="rId6">
+                    <a:blip r:embed="rId4"/>
+                    <a:stretch>
+                      <a:fillRect/>
+                    </a:stretch>
+                  </pic:blipFill>
+                  <pic:spPr>
+                    <a:xfrm>
+                      <a:off x="0" y="0"/>
+                      <a:ext cx="5943600" cy="2494915"/>
+                    </a:xfrm>
+                    <a:prstGeom prst="rect">
+                      <a:avLst/>
+                    </a:prstGeom>
+                  </pic:spPr>
+                </pic:pic>
+              </a:graphicData>
+            </a:graphic>
+          </wp:inline>
+        </w:drawing>
+      </w:r>
+    </w:p>
+    <w:p/>
+    <w:p/>
+    <w:p>
+      <w:pPr>
+        <w:jc w:val="center"/>
+      </w:pPr>
+      <w:r>
+        <w:t>TÍCH CỰC</w:t>
+      </w:r>
+    </w:p>
+    <w:p>
+      <w:pPr>
+        <w:jc w:val="center"/>
+      </w:pPr>
+      <w:r>
+        <w:drawing>
+          <wp:inline distT="0" distB="0" distL="0" distR="0" wp14:anchorId="387BFDBF" wp14:editId="6F2C1F6A">
+            <wp:extent cx="4960620" cy="3442755"/>
+            <wp:effectExtent l="0" t="0" r="0" b="5715"/>
+            <wp:docPr id="879989978" name="Picture 1" descr="A screenshot of a black screen&#10;&#10;AI-generated content may be incorrect."/>
+            <wp:cNvGraphicFramePr>
+              <a:graphicFrameLocks xmlns:a="http://schemas.openxmlformats.org/drawingml/2006/main" noChangeAspect="1"/>
+            </wp:cNvGraphicFramePr>
+            <a:graphic xmlns:a="http://schemas.openxmlformats.org/drawingml/2006/main">
+              <a:graphicData uri="http://schemas.openxmlformats.org/drawingml/2006/picture">
+                <pic:pic xmlns:pic="http://schemas.openxmlformats.org/drawingml/2006/picture">
+                  <pic:nvPicPr>
+                    <pic:cNvPr id="879989978" name="Picture 1" descr="A screenshot of a black screen&#10;&#10;AI-generated content may be incorrect."/>
+                    <pic:cNvPicPr/>
+                  </pic:nvPicPr>
+                  <pic:blipFill>
+                    <a:blip r:embed="rId5"/>
+                    <a:stretch>
+                      <a:fillRect/>
+                    </a:stretch>
+                  </pic:blipFill>
+                  <pic:spPr>
+                    <a:xfrm>
+                      <a:off x="0" y="0"/>
+                      <a:ext cx="4971254" cy="3450135"/>
+                    </a:xfrm>
+                    <a:prstGeom prst="rect">
+                      <a:avLst/>
+                    </a:prstGeom>
+                  </pic:spPr>
+                </pic:pic>
+              </a:graphicData>
+            </a:graphic>
+          </wp:inline>
+        </w:drawing>
+      </w:r>
+    </w:p>
+    <w:p>
+      <w:r>
+        <w:br w:type="page"/>
+      </w:r>
+    </w:p>
+    <w:p>
+      <w:pPr>
+        <w:jc w:val="center"/>
+      </w:pPr>
+      <w:r>
+        <w:lastRenderedPageBreak/>
+        <w:t>TIÊU CỰC</w:t>
+      </w:r>
+    </w:p>
+    <w:p>
+      <w:pPr>
+        <w:jc w:val="center"/>
+      </w:pPr>
+      <w:r>
+        <w:drawing>
+          <wp:inline distT="0" distB="0" distL="0" distR="0" wp14:anchorId="66E24D07" wp14:editId="60BEA0EB">
+            <wp:extent cx="4678680" cy="3108434"/>
+            <wp:effectExtent l="0" t="0" r="7620" b="0"/>
+            <wp:docPr id="9990164" name="Picture 1" descr="A screenshot of a black and white text&#10;&#10;AI-generated content may be incorrect."/>
+            <wp:cNvGraphicFramePr>
+              <a:graphicFrameLocks xmlns:a="http://schemas.openxmlformats.org/drawingml/2006/main" noChangeAspect="1"/>
+            </wp:cNvGraphicFramePr>
+            <a:graphic xmlns:a="http://schemas.openxmlformats.org/drawingml/2006/main">
+              <a:graphicData uri="http://schemas.openxmlformats.org/drawingml/2006/picture">
+                <pic:pic xmlns:pic="http://schemas.openxmlformats.org/drawingml/2006/picture">
+                  <pic:nvPicPr>
+                    <pic:cNvPr id="9990164" name="Picture 1" descr="A screenshot of a black and white text&#10;&#10;AI-generated content may be incorrect."/>
+                    <pic:cNvPicPr/>
+                  </pic:nvPicPr>
+                  <pic:blipFill>
+                    <a:blip r:embed="rId6"/>
+                    <a:stretch>
+                      <a:fillRect/>
+                    </a:stretch>
+                  </pic:blipFill>
+                  <pic:spPr>
+                    <a:xfrm>
+                      <a:off x="0" y="0"/>
+                      <a:ext cx="4689352" cy="3115524"/>
+                    </a:xfrm>
+                    <a:prstGeom prst="rect">
+                      <a:avLst/>
+                    </a:prstGeom>
+                  </pic:spPr>
+                </pic:pic>
+              </a:graphicData>
+            </a:graphic>
+          </wp:inline>
+        </w:drawing>
+      </w:r>
+    </w:p>
+    <w:p/>
+    <w:p/>
+    <w:p>
+      <w:pPr>
+        <w:tabs>
+          <w:tab w:val="left" w:pos="3876"/>
+        </w:tabs>
+      </w:pPr>
+      <w:r>
+        <w:tab/>
+        <w:t>TRUNG TÍNH</w:t>
+      </w:r>
+    </w:p>
+    <w:p>
+      <w:pPr>
+        <w:tabs>
+          <w:tab w:val="left" w:pos="3876"/>
+        </w:tabs>
+      </w:pPr>
+      <w:r>
+        <w:drawing>
+          <wp:anchor distT="0" distB="0" distL="114300" distR="114300" simplePos="0" relativeHeight="251658240" behindDoc="0" locked="0" layoutInCell="1" allowOverlap="1" wp14:anchorId="6E97E909" wp14:editId="4F14C106">
+            <wp:simplePos x="0" y="0"/>
+            <wp:positionH relativeFrom="margin">
+              <wp:align>center</wp:align>
+            </wp:positionH>
+            <wp:positionV relativeFrom="paragraph">
+              <wp:posOffset>132715</wp:posOffset>
+            </wp:positionV>
+            <wp:extent cx="4762500" cy="3535219"/>
+            <wp:effectExtent l="0" t="0" r="0" b="8255"/>
+            <wp:wrapSquare wrapText="bothSides"/>
+            <wp:docPr id="64318498" name="Picture 1" descr="A screenshot of a black and white text&#10;&#10;AI-generated content may be incorrect."/>
+            <wp:cNvGraphicFramePr>
+              <a:graphicFrameLocks xmlns:a="http://schemas.openxmlformats.org/drawingml/2006/main" noChangeAspect="1"/>
+            </wp:cNvGraphicFramePr>
+            <a:graphic xmlns:a="http://schemas.openxmlformats.org/drawingml/2006/main">
+              <a:graphicData uri="http://schemas.openxmlformats.org/drawingml/2006/picture">
+                <pic:pic xmlns:pic="http://schemas.openxmlformats.org/drawingml/2006/picture">
+                  <pic:nvPicPr>
+                    <pic:cNvPr id="64318498" name="Picture 1" descr="A screenshot of a black and white text&#10;&#10;AI-generated content may be incorrect."/>
+                    <pic:cNvPicPr/>
+                  </pic:nvPicPr>
+                  <pic:blipFill>
+                    <a:blip r:embed="rId7">
                       <a:extLst>
                         <a:ext uri="{28A0092B-C50C-407E-A947-70E740481C1C}">
                           <a14:useLocalDpi xmlns:a14="http://schemas.microsoft.com/office/drawing/2010/main" val="0"/>
@@ -50,7 +212,7 @@
                   <pic:spPr>
                     <a:xfrm>
                       <a:off x="0" y="0"/>
-                      <a:ext cx="3096895" cy="3657600"/>
+                      <a:ext cx="4762500" cy="3535219"/>
                     </a:xfrm>
                     <a:prstGeom prst="rect">
                       <a:avLst/>
@@ -69,174 +231,99 @@
         </w:drawing>
       </w:r>
     </w:p>
-    <w:p/>
-    <w:p/>
-    <w:p/>
-    <w:p/>
-    <w:p/>
-    <w:p/>
-    <w:p/>
-    <w:p/>
-    <w:p/>
-    <w:p/>
-    <w:p/>
-    <w:p>
-      <w:pPr>
-        <w:jc w:val="center"/>
+    <w:p>
+      <w:pPr>
+        <w:tabs>
+          <w:tab w:val="left" w:pos="3876"/>
+        </w:tabs>
+      </w:pPr>
+    </w:p>
+    <w:p>
+      <w:pPr>
+        <w:tabs>
+          <w:tab w:val="left" w:pos="3876"/>
+        </w:tabs>
+      </w:pPr>
+    </w:p>
+    <w:p>
+      <w:pPr>
+        <w:tabs>
+          <w:tab w:val="left" w:pos="3876"/>
+        </w:tabs>
+      </w:pPr>
+    </w:p>
+    <w:p>
+      <w:pPr>
+        <w:tabs>
+          <w:tab w:val="left" w:pos="3876"/>
+        </w:tabs>
+      </w:pPr>
+    </w:p>
+    <w:p>
+      <w:pPr>
+        <w:tabs>
+          <w:tab w:val="left" w:pos="3876"/>
+        </w:tabs>
+      </w:pPr>
+    </w:p>
+    <w:p>
+      <w:pPr>
+        <w:tabs>
+          <w:tab w:val="left" w:pos="3876"/>
+        </w:tabs>
+      </w:pPr>
+    </w:p>
+    <w:p>
+      <w:pPr>
+        <w:tabs>
+          <w:tab w:val="left" w:pos="3876"/>
+        </w:tabs>
+      </w:pPr>
+    </w:p>
+    <w:p>
+      <w:pPr>
+        <w:tabs>
+          <w:tab w:val="left" w:pos="3876"/>
+        </w:tabs>
+      </w:pPr>
+    </w:p>
+    <w:p>
+      <w:pPr>
+        <w:tabs>
+          <w:tab w:val="left" w:pos="3876"/>
+        </w:tabs>
+      </w:pPr>
+    </w:p>
+    <w:p>
+      <w:pPr>
+        <w:tabs>
+          <w:tab w:val="left" w:pos="3876"/>
+        </w:tabs>
+      </w:pPr>
+    </w:p>
+    <w:p>
+      <w:pPr>
+        <w:tabs>
+          <w:tab w:val="left" w:pos="3876"/>
+        </w:tabs>
+      </w:pPr>
+    </w:p>
+    <w:p>
+      <w:pPr>
+        <w:tabs>
+          <w:tab w:val="left" w:pos="3876"/>
+        </w:tabs>
       </w:pPr>
       <w:r>
-        <w:t>Ý nghĩa và Cách Hoạt Động</w:t>
-      </w:r>
-    </w:p>
-    <w:p>
-      <w:r>
-        <w:drawing>
-          <wp:anchor distT="0" distB="0" distL="114300" distR="114300" simplePos="0" relativeHeight="251660288" behindDoc="0" locked="0" layoutInCell="1" allowOverlap="1" wp14:anchorId="47636B35" wp14:editId="4B3A27F6">
-            <wp:simplePos x="0" y="0"/>
-            <wp:positionH relativeFrom="margin">
-              <wp:posOffset>3479377</wp:posOffset>
-            </wp:positionH>
-            <wp:positionV relativeFrom="paragraph">
-              <wp:posOffset>217382</wp:posOffset>
-            </wp:positionV>
-            <wp:extent cx="3124200" cy="3223895"/>
-            <wp:effectExtent l="0" t="0" r="0" b="0"/>
-            <wp:wrapSquare wrapText="bothSides"/>
-            <wp:docPr id="458659351" name="Picture 1" descr="A black and white text&#10;&#10;AI-generated content may be incorrect."/>
-            <wp:cNvGraphicFramePr>
-              <a:graphicFrameLocks xmlns:a="http://schemas.openxmlformats.org/drawingml/2006/main" noChangeAspect="1"/>
-            </wp:cNvGraphicFramePr>
-            <a:graphic xmlns:a="http://schemas.openxmlformats.org/drawingml/2006/main">
-              <a:graphicData uri="http://schemas.openxmlformats.org/drawingml/2006/picture">
-                <pic:pic xmlns:pic="http://schemas.openxmlformats.org/drawingml/2006/picture">
-                  <pic:nvPicPr>
-                    <pic:cNvPr id="458659351" name="Picture 1" descr="A black and white text&#10;&#10;AI-generated content may be incorrect."/>
-                    <pic:cNvPicPr/>
-                  </pic:nvPicPr>
-                  <pic:blipFill>
-                    <a:blip r:embed="rId7">
-                      <a:extLst>
-                        <a:ext uri="{28A0092B-C50C-407E-A947-70E740481C1C}">
-                          <a14:useLocalDpi xmlns:a14="http://schemas.microsoft.com/office/drawing/2010/main" val="0"/>
-                        </a:ext>
-                      </a:extLst>
-                    </a:blip>
-                    <a:stretch>
-                      <a:fillRect/>
-                    </a:stretch>
-                  </pic:blipFill>
-                  <pic:spPr>
-                    <a:xfrm>
-                      <a:off x="0" y="0"/>
-                      <a:ext cx="3124200" cy="3223895"/>
-                    </a:xfrm>
-                    <a:prstGeom prst="rect">
-                      <a:avLst/>
-                    </a:prstGeom>
-                  </pic:spPr>
-                </pic:pic>
-              </a:graphicData>
-            </a:graphic>
-            <wp14:sizeRelH relativeFrom="margin">
-              <wp14:pctWidth>0</wp14:pctWidth>
-            </wp14:sizeRelH>
-            <wp14:sizeRelV relativeFrom="margin">
-              <wp14:pctHeight>0</wp14:pctHeight>
-            </wp14:sizeRelV>
-          </wp:anchor>
-        </w:drawing>
+        <w:lastRenderedPageBreak/>
+        <w:t>Kết quả của cuộc trò chuyện: AI đã phân tích ra các bình luận theo cảm xúc tích cục,tiêu cục,trung tính của khách hàng và phân loại chúng,đồng thời con đưa ra các hướng giải quyết nên làm</w:t>
       </w:r>
       <w:r>
-        <w:drawing>
-          <wp:anchor distT="0" distB="0" distL="114300" distR="114300" simplePos="0" relativeHeight="251659264" behindDoc="0" locked="0" layoutInCell="1" allowOverlap="1" wp14:anchorId="7449EA94" wp14:editId="018BA72D">
-            <wp:simplePos x="0" y="0"/>
-            <wp:positionH relativeFrom="column">
-              <wp:posOffset>-770679</wp:posOffset>
-            </wp:positionH>
-            <wp:positionV relativeFrom="paragraph">
-              <wp:posOffset>176106</wp:posOffset>
-            </wp:positionV>
-            <wp:extent cx="3451225" cy="3227705"/>
-            <wp:effectExtent l="0" t="0" r="0" b="0"/>
-            <wp:wrapSquare wrapText="bothSides"/>
-            <wp:docPr id="2137198873" name="Picture 1" descr="A screenshot of a black and white text&#10;&#10;AI-generated content may be incorrect."/>
-            <wp:cNvGraphicFramePr>
-              <a:graphicFrameLocks xmlns:a="http://schemas.openxmlformats.org/drawingml/2006/main" noChangeAspect="1"/>
-            </wp:cNvGraphicFramePr>
-            <a:graphic xmlns:a="http://schemas.openxmlformats.org/drawingml/2006/main">
-              <a:graphicData uri="http://schemas.openxmlformats.org/drawingml/2006/picture">
-                <pic:pic xmlns:pic="http://schemas.openxmlformats.org/drawingml/2006/picture">
-                  <pic:nvPicPr>
-                    <pic:cNvPr id="2137198873" name="Picture 1" descr="A screenshot of a black and white text&#10;&#10;AI-generated content may be incorrect."/>
-                    <pic:cNvPicPr/>
-                  </pic:nvPicPr>
-                  <pic:blipFill>
-                    <a:blip r:embed="rId8">
-                      <a:extLst>
-                        <a:ext uri="{28A0092B-C50C-407E-A947-70E740481C1C}">
-                          <a14:useLocalDpi xmlns:a14="http://schemas.microsoft.com/office/drawing/2010/main" val="0"/>
-                        </a:ext>
-                      </a:extLst>
-                    </a:blip>
-                    <a:stretch>
-                      <a:fillRect/>
-                    </a:stretch>
-                  </pic:blipFill>
-                  <pic:spPr>
-                    <a:xfrm>
-                      <a:off x="0" y="0"/>
-                      <a:ext cx="3451225" cy="3227705"/>
-                    </a:xfrm>
-                    <a:prstGeom prst="rect">
-                      <a:avLst/>
-                    </a:prstGeom>
-                  </pic:spPr>
-                </pic:pic>
-              </a:graphicData>
-            </a:graphic>
-            <wp14:sizeRelH relativeFrom="margin">
-              <wp14:pctWidth>0</wp14:pctWidth>
-            </wp14:sizeRelH>
-            <wp14:sizeRelV relativeFrom="margin">
-              <wp14:pctHeight>0</wp14:pctHeight>
-            </wp14:sizeRelV>
-          </wp:anchor>
-        </w:drawing>
+        <w:t xml:space="preserve"> </w:t>
       </w:r>
-    </w:p>
-    <w:p/>
-    <w:p/>
-    <w:p/>
-    <w:p/>
-    <w:p/>
-    <w:p/>
-    <w:p/>
-    <w:p/>
-    <w:p/>
-    <w:p/>
-    <w:p>
-      <w:pPr>
-        <w:jc w:val="center"/>
-        <w:rPr>
-          <w:sz w:val="28"/>
-          <w:szCs w:val="28"/>
-        </w:rPr>
-      </w:pPr>
       <w:r>
-        <w:rPr>
-          <w:sz w:val="28"/>
-          <w:szCs w:val="28"/>
-        </w:rPr>
-        <w:t>những ý nghĩa và tranh cãi xoay quanh phép thử turing</w:t>
+        <w:t xml:space="preserve">để khắc phục vấn đề </w:t>
       </w:r>
-    </w:p>
-    <w:p/>
-    <w:p>
-      <w:pPr>
-        <w:tabs>
-          <w:tab w:val="left" w:pos="3397"/>
-        </w:tabs>
-      </w:pPr>
     </w:p>
     <w:sectPr>
       <w:pgSz w:w="12240" w:h="15840"/>
@@ -246,56 +333,6 @@
     </w:sectPr>
   </w:body>
 </w:document>
-</file>
-
-<file path=word/endnotes.xml><?xml version="1.0" encoding="utf-8"?>
-<w:endnotes xmlns:wpc="http://schemas.microsoft.com/office/word/2010/wordprocessingCanvas" xmlns:cx="http://schemas.microsoft.com/office/drawing/2014/chartex" xmlns:cx1="http://schemas.microsoft.com/office/drawing/2015/9/8/chartex" xmlns:cx2="http://schemas.microsoft.com/office/drawing/2015/10/21/chartex" xmlns:cx3="http://schemas.microsoft.com/office/drawing/2016/5/9/chartex" xmlns:cx4="http://schemas.microsoft.com/office/drawing/2016/5/10/chartex" xmlns:cx5="http://schemas.microsoft.com/office/drawing/2016/5/11/chartex" xmlns:cx6="http://schemas.microsoft.com/office/drawing/2016/5/12/chartex" xmlns:cx7="http://schemas.microsoft.com/office/drawing/2016/5/13/chartex" xmlns:cx8="http://schemas.microsoft.com/office/drawing/2016/5/14/chartex" xmlns:mc="http://schemas.openxmlformats.org/markup-compatibility/2006" xmlns:aink="http://schemas.microsoft.com/office/drawing/2016/ink" xmlns:am3d="http://schemas.microsoft.com/office/drawing/2017/model3d" xmlns:o="urn:schemas-microsoft-com:office:office" xmlns:oel="http://schemas.microsoft.com/office/2019/extlst" xmlns:r="http://schemas.openxmlformats.org/officeDocument/2006/relationships" xmlns:m="http://schemas.openxmlformats.org/officeDocument/2006/math" xmlns:v="urn:schemas-microsoft-com:vml" xmlns:wp14="http://schemas.microsoft.com/office/word/2010/wordprocessingDrawing" xmlns:wp="http://schemas.openxmlformats.org/drawingml/2006/wordprocessingDrawing" xmlns:w10="urn:schemas-microsoft-com:office:word" xmlns:w="http://schemas.openxmlformats.org/wordprocessingml/2006/main" xmlns:w14="http://schemas.microsoft.com/office/word/2010/wordml" xmlns:w15="http://schemas.microsoft.com/office/word/2012/wordml" xmlns:w16cex="http://schemas.microsoft.com/office/word/2018/wordml/cex" xmlns:w16cid="http://schemas.microsoft.com/office/word/2016/wordml/cid" xmlns:w16="http://schemas.microsoft.com/office/word/2018/wordml" xmlns:w16du="http://schemas.microsoft.com/office/word/2023/wordml/word16du" xmlns:w16sdtdh="http://schemas.microsoft.com/office/word/2020/wordml/sdtdatahash" xmlns:w16sdtfl="http://schemas.microsoft.com/office/word/2024/wordml/sdtformatlock" xmlns:w16se="http://schemas.microsoft.com/office/word/2015/wordml/symex" xmlns:wpg="http://schemas.microsoft.com/office/word/2010/wordprocessingGroup" xmlns:wpi="http://schemas.microsoft.com/office/word/2010/wordprocessingInk" xmlns:wne="http://schemas.microsoft.com/office/word/2006/wordml" xmlns:wps="http://schemas.microsoft.com/office/word/2010/wordprocessingShape" mc:Ignorable="w14 w15 w16se w16cid w16 w16cex w16sdtdh w16sdtfl w16du wp14">
-  <w:endnote w:type="separator" w:id="-1">
-    <w:p>
-      <w:pPr>
-        <w:spacing w:after="0" w:line="240" w:lineRule="auto"/>
-      </w:pPr>
-      <w:r>
-        <w:separator/>
-      </w:r>
-    </w:p>
-  </w:endnote>
-  <w:endnote w:type="continuationSeparator" w:id="0">
-    <w:p>
-      <w:pPr>
-        <w:spacing w:after="0" w:line="240" w:lineRule="auto"/>
-      </w:pPr>
-      <w:r>
-        <w:continuationSeparator/>
-      </w:r>
-    </w:p>
-  </w:endnote>
-</w:endnotes>
-</file>
-
-<file path=word/footnotes.xml><?xml version="1.0" encoding="utf-8"?>
-<w:footnotes xmlns:wpc="http://schemas.microsoft.com/office/word/2010/wordprocessingCanvas" xmlns:cx="http://schemas.microsoft.com/office/drawing/2014/chartex" xmlns:cx1="http://schemas.microsoft.com/office/drawing/2015/9/8/chartex" xmlns:cx2="http://schemas.microsoft.com/office/drawing/2015/10/21/chartex" xmlns:cx3="http://schemas.microsoft.com/office/drawing/2016/5/9/chartex" xmlns:cx4="http://schemas.microsoft.com/office/drawing/2016/5/10/chartex" xmlns:cx5="http://schemas.microsoft.com/office/drawing/2016/5/11/chartex" xmlns:cx6="http://schemas.microsoft.com/office/drawing/2016/5/12/chartex" xmlns:cx7="http://schemas.microsoft.com/office/drawing/2016/5/13/chartex" xmlns:cx8="http://schemas.microsoft.com/office/drawing/2016/5/14/chartex" xmlns:mc="http://schemas.openxmlformats.org/markup-compatibility/2006" xmlns:aink="http://schemas.microsoft.com/office/drawing/2016/ink" xmlns:am3d="http://schemas.microsoft.com/office/drawing/2017/model3d" xmlns:o="urn:schemas-microsoft-com:office:office" xmlns:oel="http://schemas.microsoft.com/office/2019/extlst" xmlns:r="http://schemas.openxmlformats.org/officeDocument/2006/relationships" xmlns:m="http://schemas.openxmlformats.org/officeDocument/2006/math" xmlns:v="urn:schemas-microsoft-com:vml" xmlns:wp14="http://schemas.microsoft.com/office/word/2010/wordprocessingDrawing" xmlns:wp="http://schemas.openxmlformats.org/drawingml/2006/wordprocessingDrawing" xmlns:w10="urn:schemas-microsoft-com:office:word" xmlns:w="http://schemas.openxmlformats.org/wordprocessingml/2006/main" xmlns:w14="http://schemas.microsoft.com/office/word/2010/wordml" xmlns:w15="http://schemas.microsoft.com/office/word/2012/wordml" xmlns:w16cex="http://schemas.microsoft.com/office/word/2018/wordml/cex" xmlns:w16cid="http://schemas.microsoft.com/office/word/2016/wordml/cid" xmlns:w16="http://schemas.microsoft.com/office/word/2018/wordml" xmlns:w16du="http://schemas.microsoft.com/office/word/2023/wordml/word16du" xmlns:w16sdtdh="http://schemas.microsoft.com/office/word/2020/wordml/sdtdatahash" xmlns:w16sdtfl="http://schemas.microsoft.com/office/word/2024/wordml/sdtformatlock" xmlns:w16se="http://schemas.microsoft.com/office/word/2015/wordml/symex" xmlns:wpg="http://schemas.microsoft.com/office/word/2010/wordprocessingGroup" xmlns:wpi="http://schemas.microsoft.com/office/word/2010/wordprocessingInk" xmlns:wne="http://schemas.microsoft.com/office/word/2006/wordml" xmlns:wps="http://schemas.microsoft.com/office/word/2010/wordprocessingShape" mc:Ignorable="w14 w15 w16se w16cid w16 w16cex w16sdtdh w16sdtfl w16du wp14">
-  <w:footnote w:type="separator" w:id="-1">
-    <w:p>
-      <w:pPr>
-        <w:spacing w:after="0" w:line="240" w:lineRule="auto"/>
-      </w:pPr>
-      <w:r>
-        <w:separator/>
-      </w:r>
-    </w:p>
-  </w:footnote>
-  <w:footnote w:type="continuationSeparator" w:id="0">
-    <w:p>
-      <w:pPr>
-        <w:spacing w:after="0" w:line="240" w:lineRule="auto"/>
-      </w:pPr>
-      <w:r>
-        <w:continuationSeparator/>
-      </w:r>
-    </w:p>
-  </w:footnote>
-</w:footnotes>
 </file>
 
 <file path=word/styles.xml><?xml version="1.0" encoding="utf-8"?>
@@ -706,7 +743,7 @@
     <w:link w:val="Heading1Char"/>
     <w:uiPriority w:val="9"/>
     <w:qFormat/>
-    <w:rsid w:val="00976EDD"/>
+    <w:rsid w:val="00106AE3"/>
     <w:pPr>
       <w:keepNext/>
       <w:keepLines/>
@@ -729,7 +766,7 @@
     <w:semiHidden/>
     <w:unhideWhenUsed/>
     <w:qFormat/>
-    <w:rsid w:val="00976EDD"/>
+    <w:rsid w:val="00106AE3"/>
     <w:pPr>
       <w:keepNext/>
       <w:keepLines/>
@@ -752,7 +789,7 @@
     <w:semiHidden/>
     <w:unhideWhenUsed/>
     <w:qFormat/>
-    <w:rsid w:val="00976EDD"/>
+    <w:rsid w:val="00106AE3"/>
     <w:pPr>
       <w:keepNext/>
       <w:keepLines/>
@@ -775,7 +812,7 @@
     <w:semiHidden/>
     <w:unhideWhenUsed/>
     <w:qFormat/>
-    <w:rsid w:val="00976EDD"/>
+    <w:rsid w:val="00106AE3"/>
     <w:pPr>
       <w:keepNext/>
       <w:keepLines/>
@@ -798,7 +835,7 @@
     <w:semiHidden/>
     <w:unhideWhenUsed/>
     <w:qFormat/>
-    <w:rsid w:val="00976EDD"/>
+    <w:rsid w:val="00106AE3"/>
     <w:pPr>
       <w:keepNext/>
       <w:keepLines/>
@@ -819,7 +856,7 @@
     <w:semiHidden/>
     <w:unhideWhenUsed/>
     <w:qFormat/>
-    <w:rsid w:val="00976EDD"/>
+    <w:rsid w:val="00106AE3"/>
     <w:pPr>
       <w:keepNext/>
       <w:keepLines/>
@@ -842,7 +879,7 @@
     <w:semiHidden/>
     <w:unhideWhenUsed/>
     <w:qFormat/>
-    <w:rsid w:val="00976EDD"/>
+    <w:rsid w:val="00106AE3"/>
     <w:pPr>
       <w:keepNext/>
       <w:keepLines/>
@@ -863,7 +900,7 @@
     <w:semiHidden/>
     <w:unhideWhenUsed/>
     <w:qFormat/>
-    <w:rsid w:val="00976EDD"/>
+    <w:rsid w:val="00106AE3"/>
     <w:pPr>
       <w:keepNext/>
       <w:keepLines/>
@@ -886,7 +923,7 @@
     <w:semiHidden/>
     <w:unhideWhenUsed/>
     <w:qFormat/>
-    <w:rsid w:val="00976EDD"/>
+    <w:rsid w:val="00106AE3"/>
     <w:pPr>
       <w:keepNext/>
       <w:keepLines/>
@@ -901,6 +938,7 @@
   <w:style w:type="character" w:default="1" w:styleId="DefaultParagraphFont">
     <w:name w:val="Default Paragraph Font"/>
     <w:uiPriority w:val="1"/>
+    <w:semiHidden/>
     <w:unhideWhenUsed/>
   </w:style>
   <w:style w:type="table" w:default="1" w:styleId="TableNormal">
@@ -929,7 +967,7 @@
     <w:basedOn w:val="DefaultParagraphFont"/>
     <w:link w:val="Heading1"/>
     <w:uiPriority w:val="9"/>
-    <w:rsid w:val="00976EDD"/>
+    <w:rsid w:val="00106AE3"/>
     <w:rPr>
       <w:rFonts w:asciiTheme="majorHAnsi" w:eastAsiaTheme="majorEastAsia" w:hAnsiTheme="majorHAnsi" w:cstheme="majorBidi"/>
       <w:color w:val="0F4761" w:themeColor="accent1" w:themeShade="BF"/>
@@ -943,7 +981,7 @@
     <w:link w:val="Heading2"/>
     <w:uiPriority w:val="9"/>
     <w:semiHidden/>
-    <w:rsid w:val="00976EDD"/>
+    <w:rsid w:val="00106AE3"/>
     <w:rPr>
       <w:rFonts w:asciiTheme="majorHAnsi" w:eastAsiaTheme="majorEastAsia" w:hAnsiTheme="majorHAnsi" w:cstheme="majorBidi"/>
       <w:color w:val="0F4761" w:themeColor="accent1" w:themeShade="BF"/>
@@ -957,7 +995,7 @@
     <w:link w:val="Heading3"/>
     <w:uiPriority w:val="9"/>
     <w:semiHidden/>
-    <w:rsid w:val="00976EDD"/>
+    <w:rsid w:val="00106AE3"/>
     <w:rPr>
       <w:rFonts w:eastAsiaTheme="majorEastAsia" w:cstheme="majorBidi"/>
       <w:color w:val="0F4761" w:themeColor="accent1" w:themeShade="BF"/>
@@ -971,7 +1009,7 @@
     <w:link w:val="Heading4"/>
     <w:uiPriority w:val="9"/>
     <w:semiHidden/>
-    <w:rsid w:val="00976EDD"/>
+    <w:rsid w:val="00106AE3"/>
     <w:rPr>
       <w:rFonts w:eastAsiaTheme="majorEastAsia" w:cstheme="majorBidi"/>
       <w:i/>
@@ -985,7 +1023,7 @@
     <w:link w:val="Heading5"/>
     <w:uiPriority w:val="9"/>
     <w:semiHidden/>
-    <w:rsid w:val="00976EDD"/>
+    <w:rsid w:val="00106AE3"/>
     <w:rPr>
       <w:rFonts w:eastAsiaTheme="majorEastAsia" w:cstheme="majorBidi"/>
       <w:color w:val="0F4761" w:themeColor="accent1" w:themeShade="BF"/>
@@ -997,7 +1035,7 @@
     <w:link w:val="Heading6"/>
     <w:uiPriority w:val="9"/>
     <w:semiHidden/>
-    <w:rsid w:val="00976EDD"/>
+    <w:rsid w:val="00106AE3"/>
     <w:rPr>
       <w:rFonts w:eastAsiaTheme="majorEastAsia" w:cstheme="majorBidi"/>
       <w:i/>
@@ -1011,7 +1049,7 @@
     <w:link w:val="Heading7"/>
     <w:uiPriority w:val="9"/>
     <w:semiHidden/>
-    <w:rsid w:val="00976EDD"/>
+    <w:rsid w:val="00106AE3"/>
     <w:rPr>
       <w:rFonts w:eastAsiaTheme="majorEastAsia" w:cstheme="majorBidi"/>
       <w:color w:val="595959" w:themeColor="text1" w:themeTint="A6"/>
@@ -1023,7 +1061,7 @@
     <w:link w:val="Heading8"/>
     <w:uiPriority w:val="9"/>
     <w:semiHidden/>
-    <w:rsid w:val="00976EDD"/>
+    <w:rsid w:val="00106AE3"/>
     <w:rPr>
       <w:rFonts w:eastAsiaTheme="majorEastAsia" w:cstheme="majorBidi"/>
       <w:i/>
@@ -1037,7 +1075,7 @@
     <w:link w:val="Heading9"/>
     <w:uiPriority w:val="9"/>
     <w:semiHidden/>
-    <w:rsid w:val="00976EDD"/>
+    <w:rsid w:val="00106AE3"/>
     <w:rPr>
       <w:rFonts w:eastAsiaTheme="majorEastAsia" w:cstheme="majorBidi"/>
       <w:color w:val="272727" w:themeColor="text1" w:themeTint="D8"/>
@@ -1050,7 +1088,7 @@
     <w:link w:val="TitleChar"/>
     <w:uiPriority w:val="10"/>
     <w:qFormat/>
-    <w:rsid w:val="00976EDD"/>
+    <w:rsid w:val="00106AE3"/>
     <w:pPr>
       <w:spacing w:after="80" w:line="240" w:lineRule="auto"/>
       <w:contextualSpacing/>
@@ -1068,7 +1106,7 @@
     <w:basedOn w:val="DefaultParagraphFont"/>
     <w:link w:val="Title"/>
     <w:uiPriority w:val="10"/>
-    <w:rsid w:val="00976EDD"/>
+    <w:rsid w:val="00106AE3"/>
     <w:rPr>
       <w:rFonts w:asciiTheme="majorHAnsi" w:eastAsiaTheme="majorEastAsia" w:hAnsiTheme="majorHAnsi" w:cstheme="majorBidi"/>
       <w:spacing w:val="-10"/>
@@ -1084,7 +1122,7 @@
     <w:link w:val="SubtitleChar"/>
     <w:uiPriority w:val="11"/>
     <w:qFormat/>
-    <w:rsid w:val="00976EDD"/>
+    <w:rsid w:val="00106AE3"/>
     <w:pPr>
       <w:numPr>
         <w:ilvl w:val="1"/>
@@ -1103,7 +1141,7 @@
     <w:basedOn w:val="DefaultParagraphFont"/>
     <w:link w:val="Subtitle"/>
     <w:uiPriority w:val="11"/>
-    <w:rsid w:val="00976EDD"/>
+    <w:rsid w:val="00106AE3"/>
     <w:rPr>
       <w:rFonts w:eastAsiaTheme="majorEastAsia" w:cstheme="majorBidi"/>
       <w:color w:val="595959" w:themeColor="text1" w:themeTint="A6"/>
@@ -1119,7 +1157,7 @@
     <w:link w:val="QuoteChar"/>
     <w:uiPriority w:val="29"/>
     <w:qFormat/>
-    <w:rsid w:val="00976EDD"/>
+    <w:rsid w:val="00106AE3"/>
     <w:pPr>
       <w:spacing w:before="160"/>
       <w:jc w:val="center"/>
@@ -1135,7 +1173,7 @@
     <w:basedOn w:val="DefaultParagraphFont"/>
     <w:link w:val="Quote"/>
     <w:uiPriority w:val="29"/>
-    <w:rsid w:val="00976EDD"/>
+    <w:rsid w:val="00106AE3"/>
     <w:rPr>
       <w:i/>
       <w:iCs/>
@@ -1147,7 +1185,7 @@
     <w:basedOn w:val="Normal"/>
     <w:uiPriority w:val="34"/>
     <w:qFormat/>
-    <w:rsid w:val="00976EDD"/>
+    <w:rsid w:val="00106AE3"/>
     <w:pPr>
       <w:ind w:left="720"/>
       <w:contextualSpacing/>
@@ -1158,7 +1196,7 @@
     <w:basedOn w:val="DefaultParagraphFont"/>
     <w:uiPriority w:val="21"/>
     <w:qFormat/>
-    <w:rsid w:val="00976EDD"/>
+    <w:rsid w:val="00106AE3"/>
     <w:rPr>
       <w:i/>
       <w:iCs/>
@@ -1172,7 +1210,7 @@
     <w:link w:val="IntenseQuoteChar"/>
     <w:uiPriority w:val="30"/>
     <w:qFormat/>
-    <w:rsid w:val="00976EDD"/>
+    <w:rsid w:val="00106AE3"/>
     <w:pPr>
       <w:pBdr>
         <w:top w:val="single" w:sz="4" w:space="10" w:color="0F4761" w:themeColor="accent1" w:themeShade="BF"/>
@@ -1193,7 +1231,7 @@
     <w:basedOn w:val="DefaultParagraphFont"/>
     <w:link w:val="IntenseQuote"/>
     <w:uiPriority w:val="30"/>
-    <w:rsid w:val="00976EDD"/>
+    <w:rsid w:val="00106AE3"/>
     <w:rPr>
       <w:i/>
       <w:iCs/>
@@ -1205,7 +1243,7 @@
     <w:basedOn w:val="DefaultParagraphFont"/>
     <w:uiPriority w:val="32"/>
     <w:qFormat/>
-    <w:rsid w:val="00976EDD"/>
+    <w:rsid w:val="00106AE3"/>
     <w:rPr>
       <w:b/>
       <w:bCs/>
@@ -1213,50 +1251,6 @@
       <w:color w:val="0F4761" w:themeColor="accent1" w:themeShade="BF"/>
       <w:spacing w:val="5"/>
     </w:rPr>
-  </w:style>
-  <w:style w:type="paragraph" w:styleId="Header">
-    <w:name w:val="header"/>
-    <w:basedOn w:val="Normal"/>
-    <w:link w:val="HeaderChar"/>
-    <w:uiPriority w:val="99"/>
-    <w:unhideWhenUsed/>
-    <w:rsid w:val="00976EDD"/>
-    <w:pPr>
-      <w:tabs>
-        <w:tab w:val="center" w:pos="4680"/>
-        <w:tab w:val="right" w:pos="9360"/>
-      </w:tabs>
-      <w:spacing w:after="0" w:line="240" w:lineRule="auto"/>
-    </w:pPr>
-  </w:style>
-  <w:style w:type="character" w:customStyle="1" w:styleId="HeaderChar">
-    <w:name w:val="Header Char"/>
-    <w:basedOn w:val="DefaultParagraphFont"/>
-    <w:link w:val="Header"/>
-    <w:uiPriority w:val="99"/>
-    <w:rsid w:val="00976EDD"/>
-  </w:style>
-  <w:style w:type="paragraph" w:styleId="Footer">
-    <w:name w:val="footer"/>
-    <w:basedOn w:val="Normal"/>
-    <w:link w:val="FooterChar"/>
-    <w:uiPriority w:val="99"/>
-    <w:unhideWhenUsed/>
-    <w:rsid w:val="00976EDD"/>
-    <w:pPr>
-      <w:tabs>
-        <w:tab w:val="center" w:pos="4680"/>
-        <w:tab w:val="right" w:pos="9360"/>
-      </w:tabs>
-      <w:spacing w:after="0" w:line="240" w:lineRule="auto"/>
-    </w:pPr>
-  </w:style>
-  <w:style w:type="character" w:customStyle="1" w:styleId="FooterChar">
-    <w:name w:val="Footer Char"/>
-    <w:basedOn w:val="DefaultParagraphFont"/>
-    <w:link w:val="Footer"/>
-    <w:uiPriority w:val="99"/>
-    <w:rsid w:val="00976EDD"/>
   </w:style>
 </w:styles>
 </file>

--- a/Bài 1.docx
+++ b/Bài 1.docx
@@ -7,24 +7,19 @@
         <w:jc w:val="center"/>
       </w:pPr>
       <w:r>
-        <w:t>Bài 1 :Phép thử Turing</w:t>
-      </w:r>
-    </w:p>
-    <w:p>
-      <w:r>
         <w:drawing>
-          <wp:anchor distT="0" distB="0" distL="114300" distR="114300" simplePos="0" relativeHeight="251658240" behindDoc="0" locked="0" layoutInCell="1" allowOverlap="1" wp14:anchorId="1CF1AD1A" wp14:editId="29FBC57F">
+          <wp:anchor distT="0" distB="0" distL="114300" distR="114300" simplePos="0" relativeHeight="251659264" behindDoc="0" locked="0" layoutInCell="1" allowOverlap="1" wp14:anchorId="62CE2185" wp14:editId="4137B3AD">
             <wp:simplePos x="0" y="0"/>
-            <wp:positionH relativeFrom="margin">
-              <wp:posOffset>1422400</wp:posOffset>
+            <wp:positionH relativeFrom="column">
+              <wp:posOffset>2621280</wp:posOffset>
             </wp:positionH>
             <wp:positionV relativeFrom="paragraph">
-              <wp:posOffset>4445</wp:posOffset>
+              <wp:posOffset>373380</wp:posOffset>
             </wp:positionV>
-            <wp:extent cx="3096895" cy="3657600"/>
-            <wp:effectExtent l="0" t="0" r="8255" b="0"/>
+            <wp:extent cx="3055620" cy="2598420"/>
+            <wp:effectExtent l="0" t="0" r="0" b="0"/>
             <wp:wrapSquare wrapText="bothSides"/>
-            <wp:docPr id="1863878846" name="Picture 1" descr="A screenshot of a black screen&#10;&#10;AI-generated content may be incorrect."/>
+            <wp:docPr id="665866948" name="Picture 1" descr="A black and white text on a black background&#10;&#10;AI-generated content may be incorrect."/>
             <wp:cNvGraphicFramePr>
               <a:graphicFrameLocks xmlns:a="http://schemas.openxmlformats.org/drawingml/2006/main" noChangeAspect="1"/>
             </wp:cNvGraphicFramePr>
@@ -32,11 +27,11 @@
               <a:graphicData uri="http://schemas.openxmlformats.org/drawingml/2006/picture">
                 <pic:pic xmlns:pic="http://schemas.openxmlformats.org/drawingml/2006/picture">
                   <pic:nvPicPr>
-                    <pic:cNvPr id="1863878846" name="Picture 1" descr="A screenshot of a black screen&#10;&#10;AI-generated content may be incorrect."/>
+                    <pic:cNvPr id="665866948" name="Picture 1" descr="A black and white text on a black background&#10;&#10;AI-generated content may be incorrect."/>
                     <pic:cNvPicPr/>
                   </pic:nvPicPr>
                   <pic:blipFill>
-                    <a:blip r:embed="rId6">
+                    <a:blip r:embed="rId4">
                       <a:extLst>
                         <a:ext uri="{28A0092B-C50C-407E-A947-70E740481C1C}">
                           <a14:useLocalDpi xmlns:a14="http://schemas.microsoft.com/office/drawing/2010/main" val="0"/>
@@ -50,85 +45,7 @@
                   <pic:spPr>
                     <a:xfrm>
                       <a:off x="0" y="0"/>
-                      <a:ext cx="3096895" cy="3657600"/>
-                    </a:xfrm>
-                    <a:prstGeom prst="rect">
-                      <a:avLst/>
-                    </a:prstGeom>
-                  </pic:spPr>
-                </pic:pic>
-              </a:graphicData>
-            </a:graphic>
-            <wp14:sizeRelH relativeFrom="margin">
-              <wp14:pctWidth>0</wp14:pctWidth>
-            </wp14:sizeRelH>
-            <wp14:sizeRelV relativeFrom="margin">
-              <wp14:pctHeight>0</wp14:pctHeight>
-            </wp14:sizeRelV>
-          </wp:anchor>
-        </w:drawing>
-      </w:r>
-    </w:p>
-    <w:p/>
-    <w:p/>
-    <w:p/>
-    <w:p/>
-    <w:p/>
-    <w:p/>
-    <w:p/>
-    <w:p/>
-    <w:p/>
-    <w:p/>
-    <w:p/>
-    <w:p>
-      <w:pPr>
-        <w:jc w:val="center"/>
-      </w:pPr>
-      <w:r>
-        <w:t>Ý nghĩa và Cách Hoạt Động</w:t>
-      </w:r>
-    </w:p>
-    <w:p>
-      <w:r>
-        <w:drawing>
-          <wp:anchor distT="0" distB="0" distL="114300" distR="114300" simplePos="0" relativeHeight="251660288" behindDoc="0" locked="0" layoutInCell="1" allowOverlap="1" wp14:anchorId="47636B35" wp14:editId="4B3A27F6">
-            <wp:simplePos x="0" y="0"/>
-            <wp:positionH relativeFrom="margin">
-              <wp:posOffset>3479377</wp:posOffset>
-            </wp:positionH>
-            <wp:positionV relativeFrom="paragraph">
-              <wp:posOffset>217382</wp:posOffset>
-            </wp:positionV>
-            <wp:extent cx="3124200" cy="3223895"/>
-            <wp:effectExtent l="0" t="0" r="0" b="0"/>
-            <wp:wrapSquare wrapText="bothSides"/>
-            <wp:docPr id="458659351" name="Picture 1" descr="A black and white text&#10;&#10;AI-generated content may be incorrect."/>
-            <wp:cNvGraphicFramePr>
-              <a:graphicFrameLocks xmlns:a="http://schemas.openxmlformats.org/drawingml/2006/main" noChangeAspect="1"/>
-            </wp:cNvGraphicFramePr>
-            <a:graphic xmlns:a="http://schemas.openxmlformats.org/drawingml/2006/main">
-              <a:graphicData uri="http://schemas.openxmlformats.org/drawingml/2006/picture">
-                <pic:pic xmlns:pic="http://schemas.openxmlformats.org/drawingml/2006/picture">
-                  <pic:nvPicPr>
-                    <pic:cNvPr id="458659351" name="Picture 1" descr="A black and white text&#10;&#10;AI-generated content may be incorrect."/>
-                    <pic:cNvPicPr/>
-                  </pic:nvPicPr>
-                  <pic:blipFill>
-                    <a:blip r:embed="rId7">
-                      <a:extLst>
-                        <a:ext uri="{28A0092B-C50C-407E-A947-70E740481C1C}">
-                          <a14:useLocalDpi xmlns:a14="http://schemas.microsoft.com/office/drawing/2010/main" val="0"/>
-                        </a:ext>
-                      </a:extLst>
-                    </a:blip>
-                    <a:stretch>
-                      <a:fillRect/>
-                    </a:stretch>
-                  </pic:blipFill>
-                  <pic:spPr>
-                    <a:xfrm>
-                      <a:off x="0" y="0"/>
-                      <a:ext cx="3124200" cy="3223895"/>
+                      <a:ext cx="3055620" cy="2598420"/>
                     </a:xfrm>
                     <a:prstGeom prst="rect">
                       <a:avLst/>
@@ -148,18 +65,18 @@
       </w:r>
       <w:r>
         <w:drawing>
-          <wp:anchor distT="0" distB="0" distL="114300" distR="114300" simplePos="0" relativeHeight="251659264" behindDoc="0" locked="0" layoutInCell="1" allowOverlap="1" wp14:anchorId="7449EA94" wp14:editId="018BA72D">
+          <wp:anchor distT="0" distB="0" distL="114300" distR="114300" simplePos="0" relativeHeight="251658240" behindDoc="0" locked="0" layoutInCell="1" allowOverlap="1" wp14:anchorId="5FAF7469" wp14:editId="25820FFA">
             <wp:simplePos x="0" y="0"/>
             <wp:positionH relativeFrom="column">
-              <wp:posOffset>-770679</wp:posOffset>
+              <wp:posOffset>-624840</wp:posOffset>
             </wp:positionH>
             <wp:positionV relativeFrom="paragraph">
-              <wp:posOffset>176106</wp:posOffset>
+              <wp:posOffset>381000</wp:posOffset>
             </wp:positionV>
-            <wp:extent cx="3451225" cy="3227705"/>
-            <wp:effectExtent l="0" t="0" r="0" b="0"/>
+            <wp:extent cx="3020695" cy="2562225"/>
+            <wp:effectExtent l="0" t="0" r="8255" b="9525"/>
             <wp:wrapSquare wrapText="bothSides"/>
-            <wp:docPr id="2137198873" name="Picture 1" descr="A screenshot of a black and white text&#10;&#10;AI-generated content may be incorrect."/>
+            <wp:docPr id="1856564608" name="Picture 1" descr="A screenshot of a computer&#10;&#10;AI-generated content may be incorrect."/>
             <wp:cNvGraphicFramePr>
               <a:graphicFrameLocks xmlns:a="http://schemas.openxmlformats.org/drawingml/2006/main" noChangeAspect="1"/>
             </wp:cNvGraphicFramePr>
@@ -167,11 +84,11 @@
               <a:graphicData uri="http://schemas.openxmlformats.org/drawingml/2006/picture">
                 <pic:pic xmlns:pic="http://schemas.openxmlformats.org/drawingml/2006/picture">
                   <pic:nvPicPr>
-                    <pic:cNvPr id="2137198873" name="Picture 1" descr="A screenshot of a black and white text&#10;&#10;AI-generated content may be incorrect."/>
+                    <pic:cNvPr id="1856564608" name="Picture 1" descr="A screenshot of a computer&#10;&#10;AI-generated content may be incorrect."/>
                     <pic:cNvPicPr/>
                   </pic:nvPicPr>
                   <pic:blipFill>
-                    <a:blip r:embed="rId8">
+                    <a:blip r:embed="rId5" cstate="print">
                       <a:extLst>
                         <a:ext uri="{28A0092B-C50C-407E-A947-70E740481C1C}">
                           <a14:useLocalDpi xmlns:a14="http://schemas.microsoft.com/office/drawing/2010/main" val="0"/>
@@ -185,7 +102,7 @@
                   <pic:spPr>
                     <a:xfrm>
                       <a:off x="0" y="0"/>
-                      <a:ext cx="3451225" cy="3227705"/>
+                      <a:ext cx="3020695" cy="2562225"/>
                     </a:xfrm>
                     <a:prstGeom prst="rect">
                       <a:avLst/>
@@ -203,40 +120,219 @@
           </wp:anchor>
         </w:drawing>
       </w:r>
+      <w:r>
+        <w:t>Bài 1</w:t>
+      </w:r>
     </w:p>
-    <w:p/>
-    <w:p/>
-    <w:p/>
-    <w:p/>
-    <w:p/>
-    <w:p/>
-    <w:p/>
-    <w:p/>
-    <w:p/>
-    <w:p/>
     <w:p>
       <w:pPr>
         <w:jc w:val="center"/>
-        <w:rPr>
-          <w:sz w:val="28"/>
-          <w:szCs w:val="28"/>
-        </w:rPr>
       </w:pPr>
       <w:r>
-        <w:rPr>
-          <w:sz w:val="28"/>
-          <w:szCs w:val="28"/>
-        </w:rPr>
-        <w:t>những ý nghĩa và tranh cãi xoay quanh phép thử turing</w:t>
+        <w:drawing>
+          <wp:anchor distT="0" distB="0" distL="114300" distR="114300" simplePos="0" relativeHeight="251660288" behindDoc="0" locked="0" layoutInCell="1" allowOverlap="1" wp14:anchorId="7CEE08BF" wp14:editId="6BE8D329">
+            <wp:simplePos x="0" y="0"/>
+            <wp:positionH relativeFrom="column">
+              <wp:posOffset>182880</wp:posOffset>
+            </wp:positionH>
+            <wp:positionV relativeFrom="paragraph">
+              <wp:posOffset>2875915</wp:posOffset>
+            </wp:positionV>
+            <wp:extent cx="4831080" cy="2013982"/>
+            <wp:effectExtent l="0" t="0" r="7620" b="5715"/>
+            <wp:wrapSquare wrapText="bothSides"/>
+            <wp:docPr id="1664472218" name="Picture 1" descr="A screenshot of a computer&#10;&#10;AI-generated content may be incorrect."/>
+            <wp:cNvGraphicFramePr>
+              <a:graphicFrameLocks xmlns:a="http://schemas.openxmlformats.org/drawingml/2006/main" noChangeAspect="1"/>
+            </wp:cNvGraphicFramePr>
+            <a:graphic xmlns:a="http://schemas.openxmlformats.org/drawingml/2006/main">
+              <a:graphicData uri="http://schemas.openxmlformats.org/drawingml/2006/picture">
+                <pic:pic xmlns:pic="http://schemas.openxmlformats.org/drawingml/2006/picture">
+                  <pic:nvPicPr>
+                    <pic:cNvPr id="1664472218" name="Picture 1" descr="A screenshot of a computer&#10;&#10;AI-generated content may be incorrect."/>
+                    <pic:cNvPicPr/>
+                  </pic:nvPicPr>
+                  <pic:blipFill>
+                    <a:blip r:embed="rId6">
+                      <a:extLst>
+                        <a:ext uri="{28A0092B-C50C-407E-A947-70E740481C1C}">
+                          <a14:useLocalDpi xmlns:a14="http://schemas.microsoft.com/office/drawing/2010/main" val="0"/>
+                        </a:ext>
+                      </a:extLst>
+                    </a:blip>
+                    <a:stretch>
+                      <a:fillRect/>
+                    </a:stretch>
+                  </pic:blipFill>
+                  <pic:spPr>
+                    <a:xfrm>
+                      <a:off x="0" y="0"/>
+                      <a:ext cx="4831080" cy="2013982"/>
+                    </a:xfrm>
+                    <a:prstGeom prst="rect">
+                      <a:avLst/>
+                    </a:prstGeom>
+                  </pic:spPr>
+                </pic:pic>
+              </a:graphicData>
+            </a:graphic>
+          </wp:anchor>
+        </w:drawing>
       </w:r>
     </w:p>
-    <w:p/>
     <w:p>
-      <w:pPr>
-        <w:tabs>
-          <w:tab w:val="left" w:pos="3397"/>
-        </w:tabs>
-      </w:pPr>
+      <w:r>
+        <w:lastRenderedPageBreak/>
+        <w:drawing>
+          <wp:inline distT="0" distB="0" distL="0" distR="0" wp14:anchorId="1B9F86DF" wp14:editId="3A593FFA">
+            <wp:extent cx="3695657" cy="4680686"/>
+            <wp:effectExtent l="0" t="0" r="635" b="5715"/>
+            <wp:docPr id="282442169" name="Picture 1" descr="A screenshot of a computer&#10;&#10;AI-generated content may be incorrect."/>
+            <wp:cNvGraphicFramePr>
+              <a:graphicFrameLocks xmlns:a="http://schemas.openxmlformats.org/drawingml/2006/main" noChangeAspect="1"/>
+            </wp:cNvGraphicFramePr>
+            <a:graphic xmlns:a="http://schemas.openxmlformats.org/drawingml/2006/main">
+              <a:graphicData uri="http://schemas.openxmlformats.org/drawingml/2006/picture">
+                <pic:pic xmlns:pic="http://schemas.openxmlformats.org/drawingml/2006/picture">
+                  <pic:nvPicPr>
+                    <pic:cNvPr id="282442169" name="Picture 1" descr="A screenshot of a computer&#10;&#10;AI-generated content may be incorrect."/>
+                    <pic:cNvPicPr/>
+                  </pic:nvPicPr>
+                  <pic:blipFill>
+                    <a:blip r:embed="rId7"/>
+                    <a:stretch>
+                      <a:fillRect/>
+                    </a:stretch>
+                  </pic:blipFill>
+                  <pic:spPr>
+                    <a:xfrm>
+                      <a:off x="0" y="0"/>
+                      <a:ext cx="3695657" cy="4680686"/>
+                    </a:xfrm>
+                    <a:prstGeom prst="rect">
+                      <a:avLst/>
+                    </a:prstGeom>
+                  </pic:spPr>
+                </pic:pic>
+              </a:graphicData>
+            </a:graphic>
+          </wp:inline>
+        </w:drawing>
+      </w:r>
+      <w:r>
+        <w:drawing>
+          <wp:inline distT="0" distB="0" distL="0" distR="0" wp14:anchorId="75E15C3C" wp14:editId="1CFA7650">
+            <wp:extent cx="3680460" cy="3267347"/>
+            <wp:effectExtent l="0" t="0" r="0" b="9525"/>
+            <wp:docPr id="963799526" name="Picture 1" descr="A screenshot of a black and white screen&#10;&#10;AI-generated content may be incorrect."/>
+            <wp:cNvGraphicFramePr>
+              <a:graphicFrameLocks xmlns:a="http://schemas.openxmlformats.org/drawingml/2006/main" noChangeAspect="1"/>
+            </wp:cNvGraphicFramePr>
+            <a:graphic xmlns:a="http://schemas.openxmlformats.org/drawingml/2006/main">
+              <a:graphicData uri="http://schemas.openxmlformats.org/drawingml/2006/picture">
+                <pic:pic xmlns:pic="http://schemas.openxmlformats.org/drawingml/2006/picture">
+                  <pic:nvPicPr>
+                    <pic:cNvPr id="963799526" name="Picture 1" descr="A screenshot of a black and white screen&#10;&#10;AI-generated content may be incorrect."/>
+                    <pic:cNvPicPr/>
+                  </pic:nvPicPr>
+                  <pic:blipFill>
+                    <a:blip r:embed="rId8"/>
+                    <a:stretch>
+                      <a:fillRect/>
+                    </a:stretch>
+                  </pic:blipFill>
+                  <pic:spPr>
+                    <a:xfrm>
+                      <a:off x="0" y="0"/>
+                      <a:ext cx="3691249" cy="3276925"/>
+                    </a:xfrm>
+                    <a:prstGeom prst="rect">
+                      <a:avLst/>
+                    </a:prstGeom>
+                  </pic:spPr>
+                </pic:pic>
+              </a:graphicData>
+            </a:graphic>
+          </wp:inline>
+        </w:drawing>
+      </w:r>
+      <w:r>
+        <w:lastRenderedPageBreak/>
+        <w:drawing>
+          <wp:inline distT="0" distB="0" distL="0" distR="0" wp14:anchorId="7261C18F" wp14:editId="69809BC5">
+            <wp:extent cx="3533711" cy="2230740"/>
+            <wp:effectExtent l="0" t="0" r="0" b="0"/>
+            <wp:docPr id="948615027" name="Picture 1" descr="A screenshot of a computer program&#10;&#10;AI-generated content may be incorrect."/>
+            <wp:cNvGraphicFramePr>
+              <a:graphicFrameLocks xmlns:a="http://schemas.openxmlformats.org/drawingml/2006/main" noChangeAspect="1"/>
+            </wp:cNvGraphicFramePr>
+            <a:graphic xmlns:a="http://schemas.openxmlformats.org/drawingml/2006/main">
+              <a:graphicData uri="http://schemas.openxmlformats.org/drawingml/2006/picture">
+                <pic:pic xmlns:pic="http://schemas.openxmlformats.org/drawingml/2006/picture">
+                  <pic:nvPicPr>
+                    <pic:cNvPr id="948615027" name="Picture 1" descr="A screenshot of a computer program&#10;&#10;AI-generated content may be incorrect."/>
+                    <pic:cNvPicPr/>
+                  </pic:nvPicPr>
+                  <pic:blipFill>
+                    <a:blip r:embed="rId9"/>
+                    <a:stretch>
+                      <a:fillRect/>
+                    </a:stretch>
+                  </pic:blipFill>
+                  <pic:spPr>
+                    <a:xfrm>
+                      <a:off x="0" y="0"/>
+                      <a:ext cx="3540746" cy="2235181"/>
+                    </a:xfrm>
+                    <a:prstGeom prst="rect">
+                      <a:avLst/>
+                    </a:prstGeom>
+                  </pic:spPr>
+                </pic:pic>
+              </a:graphicData>
+            </a:graphic>
+          </wp:inline>
+        </w:drawing>
+      </w:r>
+    </w:p>
+    <w:p>
+      <w:r>
+        <w:drawing>
+          <wp:inline distT="0" distB="0" distL="0" distR="0" wp14:anchorId="2630A7EB" wp14:editId="27613BCB">
+            <wp:extent cx="3498215" cy="4734070"/>
+            <wp:effectExtent l="0" t="0" r="6985" b="9525"/>
+            <wp:docPr id="2065391121" name="Picture 1" descr="A black screen with white text&#10;&#10;AI-generated content may be incorrect."/>
+            <wp:cNvGraphicFramePr>
+              <a:graphicFrameLocks xmlns:a="http://schemas.openxmlformats.org/drawingml/2006/main" noChangeAspect="1"/>
+            </wp:cNvGraphicFramePr>
+            <a:graphic xmlns:a="http://schemas.openxmlformats.org/drawingml/2006/main">
+              <a:graphicData uri="http://schemas.openxmlformats.org/drawingml/2006/picture">
+                <pic:pic xmlns:pic="http://schemas.openxmlformats.org/drawingml/2006/picture">
+                  <pic:nvPicPr>
+                    <pic:cNvPr id="2065391121" name="Picture 1" descr="A black screen with white text&#10;&#10;AI-generated content may be incorrect."/>
+                    <pic:cNvPicPr/>
+                  </pic:nvPicPr>
+                  <pic:blipFill>
+                    <a:blip r:embed="rId10"/>
+                    <a:stretch>
+                      <a:fillRect/>
+                    </a:stretch>
+                  </pic:blipFill>
+                  <pic:spPr>
+                    <a:xfrm>
+                      <a:off x="0" y="0"/>
+                      <a:ext cx="3501141" cy="4738030"/>
+                    </a:xfrm>
+                    <a:prstGeom prst="rect">
+                      <a:avLst/>
+                    </a:prstGeom>
+                  </pic:spPr>
+                </pic:pic>
+              </a:graphicData>
+            </a:graphic>
+          </wp:inline>
+        </w:drawing>
+      </w:r>
     </w:p>
     <w:sectPr>
       <w:pgSz w:w="12240" w:h="15840"/>
@@ -246,56 +342,6 @@
     </w:sectPr>
   </w:body>
 </w:document>
-</file>
-
-<file path=word/endnotes.xml><?xml version="1.0" encoding="utf-8"?>
-<w:endnotes xmlns:wpc="http://schemas.microsoft.com/office/word/2010/wordprocessingCanvas" xmlns:cx="http://schemas.microsoft.com/office/drawing/2014/chartex" xmlns:cx1="http://schemas.microsoft.com/office/drawing/2015/9/8/chartex" xmlns:cx2="http://schemas.microsoft.com/office/drawing/2015/10/21/chartex" xmlns:cx3="http://schemas.microsoft.com/office/drawing/2016/5/9/chartex" xmlns:cx4="http://schemas.microsoft.com/office/drawing/2016/5/10/chartex" xmlns:cx5="http://schemas.microsoft.com/office/drawing/2016/5/11/chartex" xmlns:cx6="http://schemas.microsoft.com/office/drawing/2016/5/12/chartex" xmlns:cx7="http://schemas.microsoft.com/office/drawing/2016/5/13/chartex" xmlns:cx8="http://schemas.microsoft.com/office/drawing/2016/5/14/chartex" xmlns:mc="http://schemas.openxmlformats.org/markup-compatibility/2006" xmlns:aink="http://schemas.microsoft.com/office/drawing/2016/ink" xmlns:am3d="http://schemas.microsoft.com/office/drawing/2017/model3d" xmlns:o="urn:schemas-microsoft-com:office:office" xmlns:oel="http://schemas.microsoft.com/office/2019/extlst" xmlns:r="http://schemas.openxmlformats.org/officeDocument/2006/relationships" xmlns:m="http://schemas.openxmlformats.org/officeDocument/2006/math" xmlns:v="urn:schemas-microsoft-com:vml" xmlns:wp14="http://schemas.microsoft.com/office/word/2010/wordprocessingDrawing" xmlns:wp="http://schemas.openxmlformats.org/drawingml/2006/wordprocessingDrawing" xmlns:w10="urn:schemas-microsoft-com:office:word" xmlns:w="http://schemas.openxmlformats.org/wordprocessingml/2006/main" xmlns:w14="http://schemas.microsoft.com/office/word/2010/wordml" xmlns:w15="http://schemas.microsoft.com/office/word/2012/wordml" xmlns:w16cex="http://schemas.microsoft.com/office/word/2018/wordml/cex" xmlns:w16cid="http://schemas.microsoft.com/office/word/2016/wordml/cid" xmlns:w16="http://schemas.microsoft.com/office/word/2018/wordml" xmlns:w16du="http://schemas.microsoft.com/office/word/2023/wordml/word16du" xmlns:w16sdtdh="http://schemas.microsoft.com/office/word/2020/wordml/sdtdatahash" xmlns:w16sdtfl="http://schemas.microsoft.com/office/word/2024/wordml/sdtformatlock" xmlns:w16se="http://schemas.microsoft.com/office/word/2015/wordml/symex" xmlns:wpg="http://schemas.microsoft.com/office/word/2010/wordprocessingGroup" xmlns:wpi="http://schemas.microsoft.com/office/word/2010/wordprocessingInk" xmlns:wne="http://schemas.microsoft.com/office/word/2006/wordml" xmlns:wps="http://schemas.microsoft.com/office/word/2010/wordprocessingShape" mc:Ignorable="w14 w15 w16se w16cid w16 w16cex w16sdtdh w16sdtfl w16du wp14">
-  <w:endnote w:type="separator" w:id="-1">
-    <w:p>
-      <w:pPr>
-        <w:spacing w:after="0" w:line="240" w:lineRule="auto"/>
-      </w:pPr>
-      <w:r>
-        <w:separator/>
-      </w:r>
-    </w:p>
-  </w:endnote>
-  <w:endnote w:type="continuationSeparator" w:id="0">
-    <w:p>
-      <w:pPr>
-        <w:spacing w:after="0" w:line="240" w:lineRule="auto"/>
-      </w:pPr>
-      <w:r>
-        <w:continuationSeparator/>
-      </w:r>
-    </w:p>
-  </w:endnote>
-</w:endnotes>
-</file>
-
-<file path=word/footnotes.xml><?xml version="1.0" encoding="utf-8"?>
-<w:footnotes xmlns:wpc="http://schemas.microsoft.com/office/word/2010/wordprocessingCanvas" xmlns:cx="http://schemas.microsoft.com/office/drawing/2014/chartex" xmlns:cx1="http://schemas.microsoft.com/office/drawing/2015/9/8/chartex" xmlns:cx2="http://schemas.microsoft.com/office/drawing/2015/10/21/chartex" xmlns:cx3="http://schemas.microsoft.com/office/drawing/2016/5/9/chartex" xmlns:cx4="http://schemas.microsoft.com/office/drawing/2016/5/10/chartex" xmlns:cx5="http://schemas.microsoft.com/office/drawing/2016/5/11/chartex" xmlns:cx6="http://schemas.microsoft.com/office/drawing/2016/5/12/chartex" xmlns:cx7="http://schemas.microsoft.com/office/drawing/2016/5/13/chartex" xmlns:cx8="http://schemas.microsoft.com/office/drawing/2016/5/14/chartex" xmlns:mc="http://schemas.openxmlformats.org/markup-compatibility/2006" xmlns:aink="http://schemas.microsoft.com/office/drawing/2016/ink" xmlns:am3d="http://schemas.microsoft.com/office/drawing/2017/model3d" xmlns:o="urn:schemas-microsoft-com:office:office" xmlns:oel="http://schemas.microsoft.com/office/2019/extlst" xmlns:r="http://schemas.openxmlformats.org/officeDocument/2006/relationships" xmlns:m="http://schemas.openxmlformats.org/officeDocument/2006/math" xmlns:v="urn:schemas-microsoft-com:vml" xmlns:wp14="http://schemas.microsoft.com/office/word/2010/wordprocessingDrawing" xmlns:wp="http://schemas.openxmlformats.org/drawingml/2006/wordprocessingDrawing" xmlns:w10="urn:schemas-microsoft-com:office:word" xmlns:w="http://schemas.openxmlformats.org/wordprocessingml/2006/main" xmlns:w14="http://schemas.microsoft.com/office/word/2010/wordml" xmlns:w15="http://schemas.microsoft.com/office/word/2012/wordml" xmlns:w16cex="http://schemas.microsoft.com/office/word/2018/wordml/cex" xmlns:w16cid="http://schemas.microsoft.com/office/word/2016/wordml/cid" xmlns:w16="http://schemas.microsoft.com/office/word/2018/wordml" xmlns:w16du="http://schemas.microsoft.com/office/word/2023/wordml/word16du" xmlns:w16sdtdh="http://schemas.microsoft.com/office/word/2020/wordml/sdtdatahash" xmlns:w16sdtfl="http://schemas.microsoft.com/office/word/2024/wordml/sdtformatlock" xmlns:w16se="http://schemas.microsoft.com/office/word/2015/wordml/symex" xmlns:wpg="http://schemas.microsoft.com/office/word/2010/wordprocessingGroup" xmlns:wpi="http://schemas.microsoft.com/office/word/2010/wordprocessingInk" xmlns:wne="http://schemas.microsoft.com/office/word/2006/wordml" xmlns:wps="http://schemas.microsoft.com/office/word/2010/wordprocessingShape" mc:Ignorable="w14 w15 w16se w16cid w16 w16cex w16sdtdh w16sdtfl w16du wp14">
-  <w:footnote w:type="separator" w:id="-1">
-    <w:p>
-      <w:pPr>
-        <w:spacing w:after="0" w:line="240" w:lineRule="auto"/>
-      </w:pPr>
-      <w:r>
-        <w:separator/>
-      </w:r>
-    </w:p>
-  </w:footnote>
-  <w:footnote w:type="continuationSeparator" w:id="0">
-    <w:p>
-      <w:pPr>
-        <w:spacing w:after="0" w:line="240" w:lineRule="auto"/>
-      </w:pPr>
-      <w:r>
-        <w:continuationSeparator/>
-      </w:r>
-    </w:p>
-  </w:footnote>
-</w:footnotes>
 </file>
 
 <file path=word/styles.xml><?xml version="1.0" encoding="utf-8"?>
@@ -706,7 +752,7 @@
     <w:link w:val="Heading1Char"/>
     <w:uiPriority w:val="9"/>
     <w:qFormat/>
-    <w:rsid w:val="00976EDD"/>
+    <w:rsid w:val="002C33A3"/>
     <w:pPr>
       <w:keepNext/>
       <w:keepLines/>
@@ -729,7 +775,7 @@
     <w:semiHidden/>
     <w:unhideWhenUsed/>
     <w:qFormat/>
-    <w:rsid w:val="00976EDD"/>
+    <w:rsid w:val="002C33A3"/>
     <w:pPr>
       <w:keepNext/>
       <w:keepLines/>
@@ -752,7 +798,7 @@
     <w:semiHidden/>
     <w:unhideWhenUsed/>
     <w:qFormat/>
-    <w:rsid w:val="00976EDD"/>
+    <w:rsid w:val="002C33A3"/>
     <w:pPr>
       <w:keepNext/>
       <w:keepLines/>
@@ -775,7 +821,7 @@
     <w:semiHidden/>
     <w:unhideWhenUsed/>
     <w:qFormat/>
-    <w:rsid w:val="00976EDD"/>
+    <w:rsid w:val="002C33A3"/>
     <w:pPr>
       <w:keepNext/>
       <w:keepLines/>
@@ -798,7 +844,7 @@
     <w:semiHidden/>
     <w:unhideWhenUsed/>
     <w:qFormat/>
-    <w:rsid w:val="00976EDD"/>
+    <w:rsid w:val="002C33A3"/>
     <w:pPr>
       <w:keepNext/>
       <w:keepLines/>
@@ -819,7 +865,7 @@
     <w:semiHidden/>
     <w:unhideWhenUsed/>
     <w:qFormat/>
-    <w:rsid w:val="00976EDD"/>
+    <w:rsid w:val="002C33A3"/>
     <w:pPr>
       <w:keepNext/>
       <w:keepLines/>
@@ -842,7 +888,7 @@
     <w:semiHidden/>
     <w:unhideWhenUsed/>
     <w:qFormat/>
-    <w:rsid w:val="00976EDD"/>
+    <w:rsid w:val="002C33A3"/>
     <w:pPr>
       <w:keepNext/>
       <w:keepLines/>
@@ -863,7 +909,7 @@
     <w:semiHidden/>
     <w:unhideWhenUsed/>
     <w:qFormat/>
-    <w:rsid w:val="00976EDD"/>
+    <w:rsid w:val="002C33A3"/>
     <w:pPr>
       <w:keepNext/>
       <w:keepLines/>
@@ -886,7 +932,7 @@
     <w:semiHidden/>
     <w:unhideWhenUsed/>
     <w:qFormat/>
-    <w:rsid w:val="00976EDD"/>
+    <w:rsid w:val="002C33A3"/>
     <w:pPr>
       <w:keepNext/>
       <w:keepLines/>
@@ -901,6 +947,7 @@
   <w:style w:type="character" w:default="1" w:styleId="DefaultParagraphFont">
     <w:name w:val="Default Paragraph Font"/>
     <w:uiPriority w:val="1"/>
+    <w:semiHidden/>
     <w:unhideWhenUsed/>
   </w:style>
   <w:style w:type="table" w:default="1" w:styleId="TableNormal">
@@ -929,7 +976,7 @@
     <w:basedOn w:val="DefaultParagraphFont"/>
     <w:link w:val="Heading1"/>
     <w:uiPriority w:val="9"/>
-    <w:rsid w:val="00976EDD"/>
+    <w:rsid w:val="002C33A3"/>
     <w:rPr>
       <w:rFonts w:asciiTheme="majorHAnsi" w:eastAsiaTheme="majorEastAsia" w:hAnsiTheme="majorHAnsi" w:cstheme="majorBidi"/>
       <w:color w:val="0F4761" w:themeColor="accent1" w:themeShade="BF"/>
@@ -943,7 +990,7 @@
     <w:link w:val="Heading2"/>
     <w:uiPriority w:val="9"/>
     <w:semiHidden/>
-    <w:rsid w:val="00976EDD"/>
+    <w:rsid w:val="002C33A3"/>
     <w:rPr>
       <w:rFonts w:asciiTheme="majorHAnsi" w:eastAsiaTheme="majorEastAsia" w:hAnsiTheme="majorHAnsi" w:cstheme="majorBidi"/>
       <w:color w:val="0F4761" w:themeColor="accent1" w:themeShade="BF"/>
@@ -957,7 +1004,7 @@
     <w:link w:val="Heading3"/>
     <w:uiPriority w:val="9"/>
     <w:semiHidden/>
-    <w:rsid w:val="00976EDD"/>
+    <w:rsid w:val="002C33A3"/>
     <w:rPr>
       <w:rFonts w:eastAsiaTheme="majorEastAsia" w:cstheme="majorBidi"/>
       <w:color w:val="0F4761" w:themeColor="accent1" w:themeShade="BF"/>
@@ -971,7 +1018,7 @@
     <w:link w:val="Heading4"/>
     <w:uiPriority w:val="9"/>
     <w:semiHidden/>
-    <w:rsid w:val="00976EDD"/>
+    <w:rsid w:val="002C33A3"/>
     <w:rPr>
       <w:rFonts w:eastAsiaTheme="majorEastAsia" w:cstheme="majorBidi"/>
       <w:i/>
@@ -985,7 +1032,7 @@
     <w:link w:val="Heading5"/>
     <w:uiPriority w:val="9"/>
     <w:semiHidden/>
-    <w:rsid w:val="00976EDD"/>
+    <w:rsid w:val="002C33A3"/>
     <w:rPr>
       <w:rFonts w:eastAsiaTheme="majorEastAsia" w:cstheme="majorBidi"/>
       <w:color w:val="0F4761" w:themeColor="accent1" w:themeShade="BF"/>
@@ -997,7 +1044,7 @@
     <w:link w:val="Heading6"/>
     <w:uiPriority w:val="9"/>
     <w:semiHidden/>
-    <w:rsid w:val="00976EDD"/>
+    <w:rsid w:val="002C33A3"/>
     <w:rPr>
       <w:rFonts w:eastAsiaTheme="majorEastAsia" w:cstheme="majorBidi"/>
       <w:i/>
@@ -1011,7 +1058,7 @@
     <w:link w:val="Heading7"/>
     <w:uiPriority w:val="9"/>
     <w:semiHidden/>
-    <w:rsid w:val="00976EDD"/>
+    <w:rsid w:val="002C33A3"/>
     <w:rPr>
       <w:rFonts w:eastAsiaTheme="majorEastAsia" w:cstheme="majorBidi"/>
       <w:color w:val="595959" w:themeColor="text1" w:themeTint="A6"/>
@@ -1023,7 +1070,7 @@
     <w:link w:val="Heading8"/>
     <w:uiPriority w:val="9"/>
     <w:semiHidden/>
-    <w:rsid w:val="00976EDD"/>
+    <w:rsid w:val="002C33A3"/>
     <w:rPr>
       <w:rFonts w:eastAsiaTheme="majorEastAsia" w:cstheme="majorBidi"/>
       <w:i/>
@@ -1037,7 +1084,7 @@
     <w:link w:val="Heading9"/>
     <w:uiPriority w:val="9"/>
     <w:semiHidden/>
-    <w:rsid w:val="00976EDD"/>
+    <w:rsid w:val="002C33A3"/>
     <w:rPr>
       <w:rFonts w:eastAsiaTheme="majorEastAsia" w:cstheme="majorBidi"/>
       <w:color w:val="272727" w:themeColor="text1" w:themeTint="D8"/>
@@ -1050,7 +1097,7 @@
     <w:link w:val="TitleChar"/>
     <w:uiPriority w:val="10"/>
     <w:qFormat/>
-    <w:rsid w:val="00976EDD"/>
+    <w:rsid w:val="002C33A3"/>
     <w:pPr>
       <w:spacing w:after="80" w:line="240" w:lineRule="auto"/>
       <w:contextualSpacing/>
@@ -1068,7 +1115,7 @@
     <w:basedOn w:val="DefaultParagraphFont"/>
     <w:link w:val="Title"/>
     <w:uiPriority w:val="10"/>
-    <w:rsid w:val="00976EDD"/>
+    <w:rsid w:val="002C33A3"/>
     <w:rPr>
       <w:rFonts w:asciiTheme="majorHAnsi" w:eastAsiaTheme="majorEastAsia" w:hAnsiTheme="majorHAnsi" w:cstheme="majorBidi"/>
       <w:spacing w:val="-10"/>
@@ -1084,7 +1131,7 @@
     <w:link w:val="SubtitleChar"/>
     <w:uiPriority w:val="11"/>
     <w:qFormat/>
-    <w:rsid w:val="00976EDD"/>
+    <w:rsid w:val="002C33A3"/>
     <w:pPr>
       <w:numPr>
         <w:ilvl w:val="1"/>
@@ -1103,7 +1150,7 @@
     <w:basedOn w:val="DefaultParagraphFont"/>
     <w:link w:val="Subtitle"/>
     <w:uiPriority w:val="11"/>
-    <w:rsid w:val="00976EDD"/>
+    <w:rsid w:val="002C33A3"/>
     <w:rPr>
       <w:rFonts w:eastAsiaTheme="majorEastAsia" w:cstheme="majorBidi"/>
       <w:color w:val="595959" w:themeColor="text1" w:themeTint="A6"/>
@@ -1119,7 +1166,7 @@
     <w:link w:val="QuoteChar"/>
     <w:uiPriority w:val="29"/>
     <w:qFormat/>
-    <w:rsid w:val="00976EDD"/>
+    <w:rsid w:val="002C33A3"/>
     <w:pPr>
       <w:spacing w:before="160"/>
       <w:jc w:val="center"/>
@@ -1135,7 +1182,7 @@
     <w:basedOn w:val="DefaultParagraphFont"/>
     <w:link w:val="Quote"/>
     <w:uiPriority w:val="29"/>
-    <w:rsid w:val="00976EDD"/>
+    <w:rsid w:val="002C33A3"/>
     <w:rPr>
       <w:i/>
       <w:iCs/>
@@ -1147,7 +1194,7 @@
     <w:basedOn w:val="Normal"/>
     <w:uiPriority w:val="34"/>
     <w:qFormat/>
-    <w:rsid w:val="00976EDD"/>
+    <w:rsid w:val="002C33A3"/>
     <w:pPr>
       <w:ind w:left="720"/>
       <w:contextualSpacing/>
@@ -1158,7 +1205,7 @@
     <w:basedOn w:val="DefaultParagraphFont"/>
     <w:uiPriority w:val="21"/>
     <w:qFormat/>
-    <w:rsid w:val="00976EDD"/>
+    <w:rsid w:val="002C33A3"/>
     <w:rPr>
       <w:i/>
       <w:iCs/>
@@ -1172,7 +1219,7 @@
     <w:link w:val="IntenseQuoteChar"/>
     <w:uiPriority w:val="30"/>
     <w:qFormat/>
-    <w:rsid w:val="00976EDD"/>
+    <w:rsid w:val="002C33A3"/>
     <w:pPr>
       <w:pBdr>
         <w:top w:val="single" w:sz="4" w:space="10" w:color="0F4761" w:themeColor="accent1" w:themeShade="BF"/>
@@ -1193,7 +1240,7 @@
     <w:basedOn w:val="DefaultParagraphFont"/>
     <w:link w:val="IntenseQuote"/>
     <w:uiPriority w:val="30"/>
-    <w:rsid w:val="00976EDD"/>
+    <w:rsid w:val="002C33A3"/>
     <w:rPr>
       <w:i/>
       <w:iCs/>
@@ -1205,7 +1252,7 @@
     <w:basedOn w:val="DefaultParagraphFont"/>
     <w:uiPriority w:val="32"/>
     <w:qFormat/>
-    <w:rsid w:val="00976EDD"/>
+    <w:rsid w:val="002C33A3"/>
     <w:rPr>
       <w:b/>
       <w:bCs/>
@@ -1213,50 +1260,6 @@
       <w:color w:val="0F4761" w:themeColor="accent1" w:themeShade="BF"/>
       <w:spacing w:val="5"/>
     </w:rPr>
-  </w:style>
-  <w:style w:type="paragraph" w:styleId="Header">
-    <w:name w:val="header"/>
-    <w:basedOn w:val="Normal"/>
-    <w:link w:val="HeaderChar"/>
-    <w:uiPriority w:val="99"/>
-    <w:unhideWhenUsed/>
-    <w:rsid w:val="00976EDD"/>
-    <w:pPr>
-      <w:tabs>
-        <w:tab w:val="center" w:pos="4680"/>
-        <w:tab w:val="right" w:pos="9360"/>
-      </w:tabs>
-      <w:spacing w:after="0" w:line="240" w:lineRule="auto"/>
-    </w:pPr>
-  </w:style>
-  <w:style w:type="character" w:customStyle="1" w:styleId="HeaderChar">
-    <w:name w:val="Header Char"/>
-    <w:basedOn w:val="DefaultParagraphFont"/>
-    <w:link w:val="Header"/>
-    <w:uiPriority w:val="99"/>
-    <w:rsid w:val="00976EDD"/>
-  </w:style>
-  <w:style w:type="paragraph" w:styleId="Footer">
-    <w:name w:val="footer"/>
-    <w:basedOn w:val="Normal"/>
-    <w:link w:val="FooterChar"/>
-    <w:uiPriority w:val="99"/>
-    <w:unhideWhenUsed/>
-    <w:rsid w:val="00976EDD"/>
-    <w:pPr>
-      <w:tabs>
-        <w:tab w:val="center" w:pos="4680"/>
-        <w:tab w:val="right" w:pos="9360"/>
-      </w:tabs>
-      <w:spacing w:after="0" w:line="240" w:lineRule="auto"/>
-    </w:pPr>
-  </w:style>
-  <w:style w:type="character" w:customStyle="1" w:styleId="FooterChar">
-    <w:name w:val="Footer Char"/>
-    <w:basedOn w:val="DefaultParagraphFont"/>
-    <w:link w:val="Footer"/>
-    <w:uiPriority w:val="99"/>
-    <w:rsid w:val="00976EDD"/>
   </w:style>
 </w:styles>
 </file>
